--- a/New HSSE Management System 2026/Templates/01-DAN-TMP-HSE-000006__Jun_2026_REV01_Daily_Activity_Brief_Form.docx
+++ b/New HSSE Management System 2026/Templates/01-DAN-TMP-HSE-000006__Jun_2026_REV01_Daily_Activity_Brief_Form.docx
@@ -366,7 +366,7 @@
               <w:rPr>
                 <w:rFonts w:eastAsiaTheme="minorEastAsia" w:cstheme="minorHAnsi"/>
                 <w:noProof/>
-                <w:lang w:eastAsia="en-GB"/>
+                <w:lang w:eastAsia="Tahoma"/>
               </w:rPr>
               <w:drawing>
                 <wp:inline distT="0" distB="0" distL="0" distR="0" wp14:anchorId="28DE788B" wp14:editId="79C32510">
@@ -414,7 +414,7 @@
               <w:rPr>
                 <w:rFonts w:eastAsiaTheme="minorEastAsia" w:cstheme="minorHAnsi"/>
                 <w:noProof/>
-                <w:lang w:eastAsia="en-GB"/>
+                <w:lang w:eastAsia="Tahoma"/>
               </w:rPr>
               <w:t xml:space="preserve"> </w:t>
             </w:r>
@@ -422,7 +422,7 @@
               <w:rPr>
                 <w:rFonts w:eastAsiaTheme="minorEastAsia" w:cstheme="minorHAnsi"/>
                 <w:noProof/>
-                <w:lang w:eastAsia="en-GB"/>
+                <w:lang w:eastAsia="Tahoma"/>
               </w:rPr>
               <w:drawing>
                 <wp:inline distT="0" distB="0" distL="0" distR="0" wp14:anchorId="4E71DC56" wp14:editId="1BA9D382">
@@ -470,7 +470,7 @@
               <w:rPr>
                 <w:rFonts w:eastAsiaTheme="minorEastAsia" w:cstheme="minorHAnsi"/>
                 <w:noProof/>
-                <w:lang w:eastAsia="en-GB"/>
+                <w:lang w:eastAsia="Tahoma"/>
               </w:rPr>
               <w:t xml:space="preserve"> </w:t>
             </w:r>
@@ -478,7 +478,7 @@
               <w:rPr>
                 <w:rFonts w:eastAsiaTheme="minorEastAsia" w:cstheme="minorHAnsi"/>
                 <w:noProof/>
-                <w:lang w:eastAsia="en-GB"/>
+                <w:lang w:eastAsia="Tahoma"/>
               </w:rPr>
               <w:drawing>
                 <wp:inline distT="0" distB="0" distL="0" distR="0" wp14:anchorId="0E7D70FF" wp14:editId="5D23EC67">
@@ -526,7 +526,7 @@
               <w:rPr>
                 <w:rFonts w:eastAsiaTheme="minorEastAsia" w:cstheme="minorHAnsi"/>
                 <w:noProof/>
-                <w:lang w:eastAsia="en-GB"/>
+                <w:lang w:eastAsia="Tahoma"/>
               </w:rPr>
               <w:t xml:space="preserve"> </w:t>
             </w:r>
@@ -534,7 +534,7 @@
               <w:rPr>
                 <w:rFonts w:eastAsiaTheme="minorEastAsia" w:cstheme="minorHAnsi"/>
                 <w:noProof/>
-                <w:lang w:eastAsia="en-GB"/>
+                <w:lang w:eastAsia="Tahoma"/>
               </w:rPr>
               <w:drawing>
                 <wp:inline distT="0" distB="0" distL="0" distR="0" wp14:anchorId="187BDC12" wp14:editId="463124E0">
@@ -582,7 +582,7 @@
               <w:rPr>
                 <w:rFonts w:eastAsiaTheme="minorEastAsia" w:cstheme="minorHAnsi"/>
                 <w:noProof/>
-                <w:lang w:eastAsia="en-GB"/>
+                <w:lang w:eastAsia="Tahoma"/>
               </w:rPr>
               <w:t xml:space="preserve"> </w:t>
             </w:r>
@@ -590,7 +590,7 @@
               <w:rPr>
                 <w:rFonts w:eastAsiaTheme="minorEastAsia" w:cstheme="minorHAnsi"/>
                 <w:noProof/>
-                <w:lang w:eastAsia="en-GB"/>
+                <w:lang w:eastAsia="Tahoma"/>
               </w:rPr>
               <w:drawing>
                 <wp:inline distT="0" distB="0" distL="0" distR="0" wp14:anchorId="0B800692" wp14:editId="06D72C40">
@@ -638,7 +638,7 @@
               <w:rPr>
                 <w:rFonts w:eastAsiaTheme="minorEastAsia" w:cstheme="minorHAnsi"/>
                 <w:noProof/>
-                <w:lang w:eastAsia="en-GB"/>
+                <w:lang w:eastAsia="Tahoma"/>
               </w:rPr>
               <w:t xml:space="preserve"> </w:t>
             </w:r>
@@ -646,7 +646,7 @@
               <w:rPr>
                 <w:rFonts w:eastAsiaTheme="minorEastAsia" w:cstheme="minorHAnsi"/>
                 <w:noProof/>
-                <w:lang w:eastAsia="en-GB"/>
+                <w:lang w:eastAsia="Tahoma"/>
               </w:rPr>
               <w:drawing>
                 <wp:inline distT="0" distB="0" distL="0" distR="0" wp14:anchorId="206CBEAD" wp14:editId="06DBBCCE">
@@ -694,7 +694,7 @@
               <w:rPr>
                 <w:rFonts w:eastAsiaTheme="minorEastAsia" w:cstheme="minorHAnsi"/>
                 <w:noProof/>
-                <w:lang w:eastAsia="en-GB"/>
+                <w:lang w:eastAsia="Tahoma"/>
               </w:rPr>
               <w:t xml:space="preserve"> </w:t>
             </w:r>
@@ -702,7 +702,7 @@
               <w:rPr>
                 <w:rFonts w:eastAsiaTheme="minorEastAsia" w:cstheme="minorHAnsi"/>
                 <w:noProof/>
-                <w:lang w:eastAsia="en-GB"/>
+                <w:lang w:eastAsia="Tahoma"/>
               </w:rPr>
               <w:drawing>
                 <wp:inline distT="0" distB="0" distL="0" distR="0" wp14:anchorId="36E6E907" wp14:editId="66609012">
@@ -750,7 +750,7 @@
               <w:rPr>
                 <w:rFonts w:eastAsiaTheme="minorEastAsia" w:cstheme="minorHAnsi"/>
                 <w:noProof/>
-                <w:lang w:eastAsia="en-GB"/>
+                <w:lang w:eastAsia="Tahoma"/>
               </w:rPr>
               <w:t xml:space="preserve"> </w:t>
             </w:r>
@@ -758,7 +758,7 @@
               <w:rPr>
                 <w:rFonts w:eastAsiaTheme="minorEastAsia" w:cstheme="minorHAnsi"/>
                 <w:noProof/>
-                <w:lang w:eastAsia="en-GB"/>
+                <w:lang w:eastAsia="Tahoma"/>
               </w:rPr>
               <w:drawing>
                 <wp:inline distT="0" distB="0" distL="0" distR="0" wp14:anchorId="6A3F500D" wp14:editId="0376FD11">
@@ -942,14 +942,14 @@
             </w:r>
             <w:r>
               <w:rPr>
-                <w:rFonts w:eastAsia="Calibri" w:cstheme="minorHAnsi"/>
+                <w:rFonts w:eastAsia="Tahoma" w:cstheme="minorHAnsi"/>
                 <w:noProof/>
               </w:rPr>
               <w:t xml:space="preserve"> </w:t>
             </w:r>
             <w:r>
               <w:rPr>
-                <w:rFonts w:eastAsia="Calibri" w:cstheme="minorHAnsi"/>
+                <w:rFonts w:eastAsia="Tahoma" w:cstheme="minorHAnsi"/>
                 <w:noProof/>
               </w:rPr>
               <w:drawing>
@@ -1009,14 +1009,14 @@
             </w:r>
             <w:r>
               <w:rPr>
-                <w:rFonts w:eastAsia="Calibri" w:cstheme="minorHAnsi"/>
+                <w:rFonts w:eastAsia="Tahoma" w:cstheme="minorHAnsi"/>
                 <w:noProof/>
               </w:rPr>
               <w:t xml:space="preserve"> </w:t>
             </w:r>
             <w:r>
               <w:rPr>
-                <w:rFonts w:eastAsia="Calibri" w:cstheme="minorHAnsi"/>
+                <w:rFonts w:eastAsia="Tahoma" w:cstheme="minorHAnsi"/>
                 <w:noProof/>
               </w:rPr>
               <w:drawing>
@@ -1076,14 +1076,14 @@
             </w:r>
             <w:r>
               <w:rPr>
-                <w:rFonts w:eastAsia="Calibri" w:cstheme="minorHAnsi"/>
+                <w:rFonts w:eastAsia="Tahoma" w:cstheme="minorHAnsi"/>
                 <w:noProof/>
               </w:rPr>
               <w:t xml:space="preserve"> </w:t>
             </w:r>
             <w:r>
               <w:rPr>
-                <w:rFonts w:eastAsia="Calibri" w:cstheme="minorHAnsi"/>
+                <w:rFonts w:eastAsia="Tahoma" w:cstheme="minorHAnsi"/>
                 <w:noProof/>
               </w:rPr>
               <w:drawing>
@@ -1614,7 +1614,7 @@
             </w:pPr>
             <w:r>
               <w:rPr>
-                <w:rFonts w:eastAsia="Calibri" w:cstheme="minorHAnsi"/>
+                <w:rFonts w:eastAsia="Tahoma" w:cstheme="minorHAnsi"/>
                 <w:b/>
                 <w:noProof/>
               </w:rPr>
@@ -1669,7 +1669,7 @@
             </w:r>
             <w:r>
               <w:rPr>
-                <w:rFonts w:eastAsia="Calibri" w:cstheme="minorHAnsi"/>
+                <w:rFonts w:eastAsia="Tahoma" w:cstheme="minorHAnsi"/>
                 <w:b/>
                 <w:noProof/>
               </w:rPr>
@@ -1804,7 +1804,7 @@
             </w:pPr>
             <w:r>
               <w:rPr>
-                <w:rFonts w:ascii="Arial" w:hAnsi="Arial" w:cs="Arial"/>
+                <w:rFonts w:ascii="Tahoma" w:hAnsi="Tahoma" w:cs="Tahoma"/>
                 <w:noProof/>
               </w:rPr>
               <w:drawing>
@@ -1892,7 +1892,7 @@
             <w:pPr>
               <w:pStyle w:val="NoSpacing"/>
               <w:rPr>
-                <w:rFonts w:ascii="Arial" w:hAnsi="Arial" w:cs="Arial"/>
+                <w:rFonts w:ascii="Tahoma" w:hAnsi="Tahoma" w:cs="Tahoma"/>
                 <w:noProof/>
               </w:rPr>
             </w:pPr>
@@ -1911,7 +1911,7 @@
                 <w:numId w:val="1"/>
               </w:numPr>
               <w:rPr>
-                <w:rFonts w:ascii="Arial" w:hAnsi="Arial" w:cs="Arial"/>
+                <w:rFonts w:ascii="Tahoma" w:hAnsi="Tahoma" w:cs="Tahoma"/>
                 <w:noProof/>
               </w:rPr>
             </w:pPr>
@@ -1934,7 +1934,7 @@
             <w:pPr>
               <w:pStyle w:val="NoSpacing"/>
               <w:rPr>
-                <w:rFonts w:ascii="Arial" w:hAnsi="Arial" w:cs="Arial"/>
+                <w:rFonts w:ascii="Tahoma" w:hAnsi="Tahoma" w:cs="Tahoma"/>
                 <w:noProof/>
               </w:rPr>
             </w:pPr>
@@ -1953,7 +1953,7 @@
                 <w:numId w:val="1"/>
               </w:numPr>
               <w:rPr>
-                <w:rFonts w:ascii="Arial" w:hAnsi="Arial" w:cs="Arial"/>
+                <w:rFonts w:ascii="Tahoma" w:hAnsi="Tahoma" w:cs="Tahoma"/>
                 <w:noProof/>
               </w:rPr>
             </w:pPr>
@@ -1976,7 +1976,7 @@
             <w:pPr>
               <w:pStyle w:val="NoSpacing"/>
               <w:rPr>
-                <w:rFonts w:ascii="Arial" w:hAnsi="Arial" w:cs="Arial"/>
+                <w:rFonts w:ascii="Tahoma" w:hAnsi="Tahoma" w:cs="Tahoma"/>
                 <w:noProof/>
               </w:rPr>
             </w:pPr>
@@ -1995,7 +1995,7 @@
                 <w:numId w:val="1"/>
               </w:numPr>
               <w:rPr>
-                <w:rFonts w:ascii="Arial" w:hAnsi="Arial" w:cs="Arial"/>
+                <w:rFonts w:ascii="Tahoma" w:hAnsi="Tahoma" w:cs="Tahoma"/>
                 <w:noProof/>
               </w:rPr>
             </w:pPr>
@@ -4303,7 +4303,7 @@
             </w:pPr>
             <w:r>
               <w:rPr>
-                <w:rFonts w:eastAsia="SimSun" w:cstheme="minorHAnsi"/>
+                <w:rFonts w:eastAsia="Tahoma" w:cstheme="minorHAnsi"/>
                 <w:bCs/>
                 <w:sz w:val="20"/>
                 <w:szCs w:val="20"/>
@@ -4312,7 +4312,7 @@
             </w:r>
             <w:r>
               <w:rPr>
-                <w:rFonts w:eastAsia="SimSun" w:cstheme="minorHAnsi"/>
+                <w:rFonts w:eastAsia="Tahoma" w:cstheme="minorHAnsi"/>
                 <w:b/>
                 <w:bCs/>
                 <w:sz w:val="20"/>
@@ -4322,7 +4322,7 @@
             </w:r>
             <w:r>
               <w:rPr>
-                <w:rFonts w:eastAsia="SimSun" w:cstheme="minorHAnsi"/>
+                <w:rFonts w:eastAsia="Tahoma" w:cstheme="minorHAnsi"/>
                 <w:bCs/>
                 <w:sz w:val="20"/>
                 <w:szCs w:val="20"/>
@@ -4331,7 +4331,7 @@
             </w:r>
             <w:r>
               <w:rPr>
-                <w:rFonts w:eastAsia="SimSun" w:cstheme="minorHAnsi"/>
+                <w:rFonts w:eastAsia="Tahoma" w:cstheme="minorHAnsi"/>
                 <w:sz w:val="20"/>
                 <w:szCs w:val="20"/>
               </w:rPr>
@@ -4339,7 +4339,7 @@
             </w:r>
             <w:r>
               <w:rPr>
-                <w:rFonts w:eastAsia="SimSun" w:cstheme="minorHAnsi"/>
+                <w:rFonts w:eastAsia="Tahoma" w:cstheme="minorHAnsi"/>
                 <w:b/>
                 <w:sz w:val="20"/>
                 <w:szCs w:val="20"/>
@@ -4640,7 +4640,7 @@
         <w:tab w:val="right" w:pos="9360"/>
       </w:tabs>
       <w:rPr>
-        <w:rFonts w:ascii="Readex Pro Medium" w:hAnsi="Readex Pro Medium" w:cs="Readex Pro Medium"/>
+        <w:rFonts w:ascii="Tahoma" w:hAnsi="Tahoma" w:cs="Tahoma"/>
         <w:sz w:val="40"/>
         <w:szCs w:val="40"/>
       </w:rPr>
@@ -4899,7 +4899,7 @@
     </w:r>
     <w:r>
       <w:rPr>
-        <w:rFonts w:ascii="Readex Pro Medium" w:hAnsi="Readex Pro Medium" w:cs="Readex Pro Medium"/>
+        <w:rFonts w:ascii="Tahoma" w:hAnsi="Tahoma" w:cs="Tahoma"/>
         <w:sz w:val="40"/>
         <w:szCs w:val="40"/>
       </w:rPr>
@@ -4907,7 +4907,7 @@
     </w:r>
     <w:r>
       <w:rPr>
-        <w:rFonts w:ascii="Readex Pro Medium" w:hAnsi="Readex Pro Medium" w:cs="Readex Pro Medium"/>
+        <w:rFonts w:ascii="Tahoma" w:hAnsi="Tahoma" w:cs="Tahoma"/>
         <w:sz w:val="40"/>
         <w:szCs w:val="40"/>
       </w:rPr>
@@ -4915,7 +4915,7 @@
     </w:r>
     <w:r>
       <w:rPr>
-        <w:rFonts w:ascii="Readex Pro Medium" w:hAnsi="Readex Pro Medium" w:cs="Readex Pro Medium"/>
+        <w:rFonts w:ascii="Tahoma" w:hAnsi="Tahoma" w:cs="Tahoma"/>
         <w:sz w:val="40"/>
         <w:szCs w:val="40"/>
       </w:rPr>
@@ -4994,7 +4994,7 @@
         <w:ind w:left="1440" w:hanging="360"/>
       </w:pPr>
       <w:rPr>
-        <w:rFonts w:ascii="Courier New" w:hAnsi="Courier New" w:cs="Courier New" w:hint="default"/>
+        <w:rFonts w:ascii="Tahoma" w:hAnsi="Tahoma" w:cs="Tahoma" w:hint="default"/>
       </w:rPr>
     </w:lvl>
     <w:lvl w:ilvl="2" w:tplc="08090005" w:tentative="1">
@@ -5030,7 +5030,7 @@
         <w:ind w:left="3600" w:hanging="360"/>
       </w:pPr>
       <w:rPr>
-        <w:rFonts w:ascii="Courier New" w:hAnsi="Courier New" w:cs="Courier New" w:hint="default"/>
+        <w:rFonts w:ascii="Tahoma" w:hAnsi="Tahoma" w:cs="Tahoma" w:hint="default"/>
       </w:rPr>
     </w:lvl>
     <w:lvl w:ilvl="5" w:tplc="08090005" w:tentative="1">
@@ -5066,7 +5066,7 @@
         <w:ind w:left="5760" w:hanging="360"/>
       </w:pPr>
       <w:rPr>
-        <w:rFonts w:ascii="Courier New" w:hAnsi="Courier New" w:cs="Courier New" w:hint="default"/>
+        <w:rFonts w:ascii="Tahoma" w:hAnsi="Tahoma" w:cs="Tahoma" w:hint="default"/>
       </w:rPr>
     </w:lvl>
     <w:lvl w:ilvl="8" w:tplc="08090005" w:tentative="1">
@@ -5097,7 +5097,7 @@
         <w:kern w:val="2"/>
         <w:sz w:val="24"/>
         <w:szCs w:val="24"/>
-        <w:lang w:val="en-US" w:eastAsia="en-US" w:bidi="ar-SA"/>
+        <w:lang w:val="en-US" w:eastAsia="Tahoma" w:bidi="ar-SA"/>
         <w14:ligatures w14:val="standardContextual"/>
       </w:rPr>
     </w:rPrDefault>
@@ -6137,7 +6137,7 @@
     </a:clrScheme>
     <a:fontScheme name="Office">
       <a:majorFont>
-        <a:latin typeface="Aptos Display" panose="02110004020202020204"/>
+        <a:latin typeface="Tahoma" panose="02110004020202020204"/>
         <a:ea typeface=""/>
         <a:cs typeface=""/>
         <a:font script="Jpan" typeface="游ゴシック Light"/>
@@ -6189,7 +6189,7 @@
         <a:font script="Tfng" typeface="Ebrima"/>
       </a:majorFont>
       <a:minorFont>
-        <a:latin typeface="Aptos" panose="02110004020202020204"/>
+        <a:latin typeface="Tahoma" panose="02110004020202020204"/>
         <a:ea typeface=""/>
         <a:cs typeface=""/>
         <a:font script="Jpan" typeface="游明朝"/>
